--- a/Diplomata_ES/docx/1부3화_El_archivo_de_Alcala.docx
+++ b/Diplomata_ES/docx/1부3화_El_archivo_de_Alcala.docx
@@ -111,7 +111,7 @@
           <w:color w:val="555555"/>
           <w:sz w:val="19"/>
         </w:rPr>
-        <w:t>대사 153턴 · 난이도 B2-C1 · 지문 없이 대사만으로 구성 · 본문 + 한국어 대역 + 주석</w:t>
+        <w:t>대사 159턴 · 난이도 B2-C1 · 지문 없이 대사만으로 구성 · 본문 + 한국어 대역 + 주석</w:t>
       </w:r>
     </w:p>
     <w:p>
@@ -6801,7 +6801,7 @@
           <w:i w:val="0"/>
           <w:sz w:val="22"/>
         </w:rPr>
-        <w:t>¿Qué es el registro de reserva?</w:t>
+        <w:t>¿Esa regla es de este archivo o de todos?</w:t>
       </w:r>
     </w:p>
     <w:p>
@@ -6817,7 +6817,7 @@
           <w:color w:val="555555"/>
           <w:sz w:val="19"/>
         </w:rPr>
-        <w:t>예비 대장이 뭔가요?</w:t>
+        <w:t>그 규칙은 이 문서고만의 것인가요, 모든 문서고의 것인가요?</w:t>
       </w:r>
     </w:p>
     <w:p>
@@ -6853,7 +6853,7 @@
           <w:i w:val="0"/>
           <w:sz w:val="22"/>
         </w:rPr>
-        <w:t>Es donde se anotan los traslados reservados. Cuando un documento sale a otro organismo, se archiva un recibo. Nadie lo mira jamás. Por eso nadie lo ha tocado.</w:t>
+        <w:t>De todos los buenos. Simancas, que fundó Carlos Quinto en mil quinientos cuarenta, ya lo sabía. Un Estado que no archiva no recuerda. Y uno que archiva mal recuerda solo lo que le conviene.</w:t>
       </w:r>
     </w:p>
     <w:p>
@@ -6869,7 +6869,7 @@
           <w:color w:val="555555"/>
           <w:sz w:val="19"/>
         </w:rPr>
-        <w:t>기밀 이송을 기록하는 대장이오. 문서가 다른 기관으로 나갈 때 영수증을 보관하지. 아무도 들여다보지 않소. 그래서 아무도 손대지 않았고.</w:t>
+        <w:t>좋은 문서고라면 다 그렇소. 1540년에 카를 5세가 세운 시만카스는 이미 알고 있었지. 기록하지 않는 국가는 기억하지 못하고, 잘못 기록하는 국가는 자기에게 유리한 것만 기억하오.</w:t>
       </w:r>
     </w:p>
     <w:p>
@@ -6905,7 +6905,7 @@
           <w:i w:val="0"/>
           <w:sz w:val="22"/>
         </w:rPr>
-        <w:t>¿Podemos verlo?</w:t>
+        <w:t>Y los secretos acaban saliendo.</w:t>
       </w:r>
     </w:p>
     <w:p>
@@ -6921,7 +6921,7 @@
           <w:color w:val="555555"/>
           <w:sz w:val="19"/>
         </w:rPr>
-        <w:t>볼 수 있을까요?</w:t>
+        <w:t>그리고 비밀은 결국 새어 나오죠.</w:t>
       </w:r>
     </w:p>
     <w:p>
@@ -6957,7 +6957,7 @@
           <w:i w:val="0"/>
           <w:sz w:val="22"/>
         </w:rPr>
-        <w:t>Es la tercera estantería. Tomo cuarenta y dos. Aguarde, que me duele la rodilla.</w:t>
+        <w:t>Siempre. Fontainebleau, mil ochocientos siete. Godoy firmó con Napoleón el reparto de Portugal, con cláusulas secretas. Se comentaba en las tabernas antes que en las Cortes. Seis meses después, el motín de Aranjuez. Y luego, la guerra.</w:t>
       </w:r>
     </w:p>
     <w:p>
@@ -6973,7 +6973,7 @@
           <w:color w:val="555555"/>
           <w:sz w:val="19"/>
         </w:rPr>
-        <w:t>세 번째 서가요. 42권. 잠깐만, 무릎이 아프니.</w:t>
+        <w:t>늘 그렇소. 1807년 퐁텐블로. 고도이가 나폴레옹과 포르투갈 분할을 비밀 조항과 함께 서명했지. 의회보다 술집에서 먼저 얘기가 돌았소. 몇 달 뒤 아랑후에스 폭동이 났고, 그 뒤엔 전쟁이었지.</w:t>
       </w:r>
     </w:p>
     <w:p>
@@ -7000,7 +7000,7 @@
           <w:color w:val="8A1C2B"/>
           <w:sz w:val="21"/>
         </w:rPr>
-        <w:t xml:space="preserve">MARINA   </w:t>
+        <w:t xml:space="preserve">ÁLVARO   </w:t>
       </w:r>
       <w:r>
         <w:rPr>
@@ -7009,7 +7009,7 @@
           <w:i w:val="0"/>
           <w:sz w:val="22"/>
         </w:rPr>
-        <w:t>Lo cojo yo. Octubre del noventa y seis. «Traslado reservado de doce folios. Destino: Servicio de Interpretación del Ministerio de Asuntos Exteriores. Receptor: F. Cuesta, intérprete jurado. Fecha: veintidós de octubre».</w:t>
+        <w:t>¿Dice que un papel secreto derribó un reino?</w:t>
       </w:r>
     </w:p>
     <w:p>
@@ -7025,7 +7025,7 @@
           <w:color w:val="555555"/>
           <w:sz w:val="19"/>
         </w:rPr>
-        <w:t>제가 꺼낼게요. 96년 10월. '12장 기밀 이송. 목적지: 외교부 통역 서비스. 수령인: F. 쿠에스타, 공증 통역관. 날짜: 10월 22일'.</w:t>
+        <w:t>비밀 문서 하나가 왕국을 무너뜨렸다고 하시는 겁니까?</w:t>
       </w:r>
     </w:p>
     <w:p>
@@ -7052,7 +7052,7 @@
           <w:color w:val="8A1C2B"/>
           <w:sz w:val="21"/>
         </w:rPr>
-        <w:t xml:space="preserve">ÁLVARO   </w:t>
+        <w:t xml:space="preserve">EVARISTO   </w:t>
       </w:r>
       <w:r>
         <w:rPr>
@@ -7061,7 +7061,7 @@
           <w:i w:val="0"/>
           <w:sz w:val="22"/>
         </w:rPr>
-        <w:t>F. Cuesta. El hombre del maletín.</w:t>
+        <w:t>Digo que ningún secreto de Estado ha vivido más que el papel que lo sostiene. Lo único que se decide es quién lo cuenta primero.</w:t>
       </w:r>
     </w:p>
     <w:p>
@@ -7077,7 +7077,7 @@
           <w:color w:val="555555"/>
           <w:sz w:val="19"/>
         </w:rPr>
-        <w:t>F. 쿠에스타. 서류가방의 남자.</w:t>
+        <w:t>어떤 국가 기밀도 그것을 지탱하는 종이보다 오래 살지 못했다는 말이오. 결정할 수 있는 건 누가 먼저 말하느냐뿐이지.</w:t>
       </w:r>
     </w:p>
     <w:p>
@@ -7104,7 +7104,7 @@
           <w:color w:val="8A1C2B"/>
           <w:sz w:val="21"/>
         </w:rPr>
-        <w:t xml:space="preserve">EVARISTO   </w:t>
+        <w:t xml:space="preserve">MARINA   </w:t>
       </w:r>
       <w:r>
         <w:rPr>
@@ -7113,7 +7113,7 @@
           <w:i w:val="0"/>
           <w:sz w:val="22"/>
         </w:rPr>
-        <w:t>Un intérprete jurado no se desprende de lo que traduce. Es la ley de su gremio. Ese hombre guardó una copia. Se lo juro.</w:t>
+        <w:t>¿Qué es el registro de reserva?</w:t>
       </w:r>
     </w:p>
     <w:p>
@@ -7129,7 +7129,7 @@
           <w:color w:val="555555"/>
           <w:sz w:val="19"/>
         </w:rPr>
-        <w:t>공증 통역관은 번역한 걸 놓지 않소. 그 조합의 규칙이오. 그 사람은 사본을 보관했을 거요. 맹세하오.</w:t>
+        <w:t>예비 대장이 뭔가요?</w:t>
       </w:r>
     </w:p>
     <w:p>
@@ -7156,7 +7156,7 @@
           <w:color w:val="8A1C2B"/>
           <w:sz w:val="21"/>
         </w:rPr>
-        <w:t xml:space="preserve">ÁLVARO   </w:t>
+        <w:t xml:space="preserve">EVARISTO   </w:t>
       </w:r>
       <w:r>
         <w:rPr>
@@ -7165,7 +7165,7 @@
           <w:i w:val="0"/>
           <w:sz w:val="22"/>
         </w:rPr>
-        <w:t>¿Cómo lo sabe?</w:t>
+        <w:t>Es donde se anotan los traslados reservados. Cuando un documento sale a otro organismo, se archiva un recibo. Nadie lo mira jamás. Por eso nadie lo ha tocado.</w:t>
       </w:r>
     </w:p>
     <w:p>
@@ -7181,7 +7181,7 @@
           <w:color w:val="555555"/>
           <w:sz w:val="19"/>
         </w:rPr>
-        <w:t>어떻게 아십니까?</w:t>
+        <w:t>기밀 이송을 기록하는 대장이오. 문서가 다른 기관으로 나갈 때 영수증을 보관하지. 아무도 들여다보지 않소. 그래서 아무도 손대지 않았고.</w:t>
       </w:r>
     </w:p>
     <w:p>
@@ -7208,7 +7208,7 @@
           <w:color w:val="8A1C2B"/>
           <w:sz w:val="21"/>
         </w:rPr>
-        <w:t xml:space="preserve">EVARISTO   </w:t>
+        <w:t xml:space="preserve">ÁLVARO   </w:t>
       </w:r>
       <w:r>
         <w:rPr>
@@ -7217,7 +7217,7 @@
           <w:i w:val="0"/>
           <w:sz w:val="22"/>
         </w:rPr>
-        <w:t>Porque yo hago lo mismo con lo mío. Los que protegemos papeles tenemos la misma enfermedad.</w:t>
+        <w:t>¿Podemos verlo?</w:t>
       </w:r>
     </w:p>
     <w:p>
@@ -7233,7 +7233,7 @@
           <w:color w:val="555555"/>
           <w:sz w:val="19"/>
         </w:rPr>
-        <w:t>내가 내 것에 그렇게 하니까. 서류를 지키는 사람들은 같은 병을 앓지.</w:t>
+        <w:t>볼 수 있을까요?</w:t>
       </w:r>
     </w:p>
     <w:p>
@@ -7260,7 +7260,7 @@
           <w:color w:val="8A1C2B"/>
           <w:sz w:val="21"/>
         </w:rPr>
-        <w:t xml:space="preserve">ÁLVARO   </w:t>
+        <w:t xml:space="preserve">EVARISTO   </w:t>
       </w:r>
       <w:r>
         <w:rPr>
@@ -7269,7 +7269,7 @@
           <w:i w:val="0"/>
           <w:sz w:val="22"/>
         </w:rPr>
-        <w:t>Entonces el cero no se ha perdido. Está guardado. En casa de alguien.</w:t>
+        <w:t>Es la tercera estantería. Tomo cuarenta y dos. Aguarde, que me duele la rodilla.</w:t>
       </w:r>
     </w:p>
     <w:p>
@@ -7285,7 +7285,7 @@
           <w:color w:val="555555"/>
           <w:sz w:val="19"/>
         </w:rPr>
-        <w:t>그럼 영은 사라진 게 아니에요. 보관돼 있는 거죠. 누군가의 집에.</w:t>
+        <w:t>세 번째 서가요. 42권. 잠깐만, 무릎이 아프니.</w:t>
       </w:r>
     </w:p>
     <w:p>
@@ -7312,7 +7312,7 @@
           <w:color w:val="8A1C2B"/>
           <w:sz w:val="21"/>
         </w:rPr>
-        <w:t xml:space="preserve">EVARISTO   </w:t>
+        <w:t xml:space="preserve">MARINA   </w:t>
       </w:r>
       <w:r>
         <w:rPr>
@@ -7321,7 +7321,7 @@
           <w:i w:val="0"/>
           <w:sz w:val="22"/>
         </w:rPr>
-        <w:t>Eso es lo que he dicho.</w:t>
+        <w:t>Lo cojo yo. Octubre del noventa y seis. «Traslado reservado de doce folios. Destino: Servicio de Interpretación del Ministerio de Asuntos Exteriores. Receptor: F. Cuesta, intérprete jurado. Fecha: veintidós de octubre».</w:t>
       </w:r>
     </w:p>
     <w:p>
@@ -7337,7 +7337,7 @@
           <w:color w:val="555555"/>
           <w:sz w:val="19"/>
         </w:rPr>
-        <w:t>내가 한 말이 바로 그거요.</w:t>
+        <w:t>제가 꺼낼게요. 96년 10월. '12장 기밀 이송. 목적지: 외교부 통역 서비스. 수령인: F. 쿠에스타, 공증 통역관. 날짜: 10월 22일'.</w:t>
       </w:r>
     </w:p>
     <w:p>
@@ -7364,7 +7364,7 @@
           <w:color w:val="8A1C2B"/>
           <w:sz w:val="21"/>
         </w:rPr>
-        <w:t xml:space="preserve">MARINA   </w:t>
+        <w:t xml:space="preserve">ÁLVARO   </w:t>
       </w:r>
       <w:r>
         <w:rPr>
@@ -7373,7 +7373,7 @@
           <w:i w:val="0"/>
           <w:sz w:val="22"/>
         </w:rPr>
-        <w:t>Don Evaristo, ¿y esto? Parece un sello. Al margen del recibo.</w:t>
+        <w:t>F. Cuesta. El hombre del maletín.</w:t>
       </w:r>
     </w:p>
     <w:p>
@@ -7389,7 +7389,7 @@
           <w:color w:val="555555"/>
           <w:sz w:val="19"/>
         </w:rPr>
-        <w:t>에바리스토 선생님, 이건요? 영수증 여백에 도장 같은 게 있어요.</w:t>
+        <w:t>F. 쿠에스타. 서류가방의 남자.</w:t>
       </w:r>
     </w:p>
     <w:p>
@@ -7425,7 +7425,7 @@
           <w:i w:val="0"/>
           <w:sz w:val="22"/>
         </w:rPr>
-        <w:t>¿Dónde? Ay. Eso es un sello de «Presidencia del Gobierno». No lo había visto.</w:t>
+        <w:t>Un intérprete jurado no se desprende de lo que traduce. Es la ley de su gremio. Ese hombre guardó una copia. Se lo juro.</w:t>
       </w:r>
     </w:p>
     <w:p>
@@ -7441,7 +7441,7 @@
           <w:color w:val="555555"/>
           <w:sz w:val="19"/>
         </w:rPr>
-        <w:t>어디요? 아이고. 그건 '총리실' 도장이오. 못 봤던 건데.</w:t>
+        <w:t>공증 통역관은 번역한 걸 놓지 않소. 그 조합의 규칙이오. 그 사람은 사본을 보관했을 거요. 맹세하오.</w:t>
       </w:r>
     </w:p>
     <w:p>
@@ -7477,7 +7477,7 @@
           <w:i w:val="0"/>
           <w:sz w:val="22"/>
         </w:rPr>
-        <w:t>¿Qué hace un sello de Presidencia en un traslado de Exteriores?</w:t>
+        <w:t>¿Cómo lo sabe?</w:t>
       </w:r>
     </w:p>
     <w:p>
@@ -7493,7 +7493,7 @@
           <w:color w:val="555555"/>
           <w:sz w:val="19"/>
         </w:rPr>
-        <w:t>외교부 이송 건에 총리실 도장이 왜 있습니까?</w:t>
+        <w:t>어떻게 아십니까?</w:t>
       </w:r>
     </w:p>
     <w:p>
@@ -7529,7 +7529,7 @@
           <w:i w:val="0"/>
           <w:sz w:val="22"/>
         </w:rPr>
-        <w:t>Esa es una pregunta que no me corresponde. Pero le diré una cosa. Cuando un sello así aparece, el papel deja de ser un papel y pasa a ser un problema.</w:t>
+        <w:t>Porque yo hago lo mismo con lo mío. Los que protegemos papeles tenemos la misma enfermedad.</w:t>
       </w:r>
     </w:p>
     <w:p>
@@ -7545,7 +7545,7 @@
           <w:color w:val="555555"/>
           <w:sz w:val="19"/>
         </w:rPr>
-        <w:t>그건 내가 답할 질문이 아니오. 하지만 한 가지는 말해 주지. 그런 도장이 나타나면 서류는 서류가 아니라 문제가 되오.</w:t>
+        <w:t>내가 내 것에 그렇게 하니까. 서류를 지키는 사람들은 같은 병을 앓지.</w:t>
       </w:r>
     </w:p>
     <w:p>
@@ -7581,7 +7581,7 @@
           <w:i w:val="0"/>
           <w:sz w:val="22"/>
         </w:rPr>
-        <w:t>¿Me permite hacer una copia compulsada de estas páginas?</w:t>
+        <w:t>Entonces el cero no se ha perdido. Está guardado. En casa de alguien.</w:t>
       </w:r>
     </w:p>
     <w:p>
@@ -7597,7 +7597,7 @@
           <w:color w:val="555555"/>
           <w:sz w:val="19"/>
         </w:rPr>
-        <w:t>이 쪽들을 공증 사본으로 떠도 되겠습니까?</w:t>
+        <w:t>그럼 영은 사라진 게 아니에요. 보관돼 있는 거죠. 누군가의 집에.</w:t>
       </w:r>
     </w:p>
     <w:p>
@@ -7633,7 +7633,7 @@
           <w:i w:val="0"/>
           <w:sz w:val="22"/>
         </w:rPr>
-        <w:t>Eso sí puedo autorizarlo. Un papel con sello vale más que una opinión. Traiga.</w:t>
+        <w:t>Eso es lo que he dicho.</w:t>
       </w:r>
     </w:p>
     <w:p>
@@ -7649,6 +7649,318 @@
           <w:color w:val="555555"/>
           <w:sz w:val="19"/>
         </w:rPr>
+        <w:t>내가 한 말이 바로 그거요.</w:t>
+      </w:r>
+    </w:p>
+    <w:p>
+      <w:pPr>
+        <w:keepNext/>
+        <w:spacing w:before="80" w:after="0" w:line="276" w:lineRule="auto"/>
+        <w:ind w:left="0"/>
+      </w:pPr>
+      <w:r>
+        <w:rPr>
+          <w:rFonts w:ascii="Noto Sans KR" w:hAnsi="Noto Sans KR" w:eastAsia="Noto Sans KR" w:cs="Noto Sans KR"/>
+          <w:b w:val="0"/>
+          <w:i w:val="0"/>
+          <w:color w:val="555555"/>
+          <w:sz w:val="15"/>
+        </w:rPr>
+        <w:t xml:space="preserve">128  </w:t>
+      </w:r>
+      <w:r>
+        <w:rPr>
+          <w:rFonts w:ascii="Noto Sans KR" w:hAnsi="Noto Sans KR" w:eastAsia="Noto Sans KR" w:cs="Noto Sans KR"/>
+          <w:b/>
+          <w:i w:val="0"/>
+          <w:color w:val="8A1C2B"/>
+          <w:sz w:val="21"/>
+        </w:rPr>
+        <w:t xml:space="preserve">MARINA   </w:t>
+      </w:r>
+      <w:r>
+        <w:rPr>
+          <w:rFonts w:ascii="Noto Sans KR" w:hAnsi="Noto Sans KR" w:eastAsia="Noto Sans KR" w:cs="Noto Sans KR"/>
+          <w:b w:val="0"/>
+          <w:i w:val="0"/>
+          <w:sz w:val="22"/>
+        </w:rPr>
+        <w:t>Don Evaristo, ¿y esto? Parece un sello. Al margen del recibo.</w:t>
+      </w:r>
+    </w:p>
+    <w:p>
+      <w:pPr>
+        <w:spacing w:before="0" w:after="40" w:line="276" w:lineRule="auto"/>
+        <w:ind w:left="595"/>
+      </w:pPr>
+      <w:r>
+        <w:rPr>
+          <w:rFonts w:ascii="Noto Sans KR" w:hAnsi="Noto Sans KR" w:eastAsia="Noto Sans KR" w:cs="Noto Sans KR"/>
+          <w:b w:val="0"/>
+          <w:i w:val="0"/>
+          <w:color w:val="555555"/>
+          <w:sz w:val="19"/>
+        </w:rPr>
+        <w:t>에바리스토 선생님, 이건요? 영수증 여백에 도장 같은 게 있어요.</w:t>
+      </w:r>
+    </w:p>
+    <w:p>
+      <w:pPr>
+        <w:keepNext/>
+        <w:spacing w:before="80" w:after="0" w:line="276" w:lineRule="auto"/>
+        <w:ind w:left="0"/>
+      </w:pPr>
+      <w:r>
+        <w:rPr>
+          <w:rFonts w:ascii="Noto Sans KR" w:hAnsi="Noto Sans KR" w:eastAsia="Noto Sans KR" w:cs="Noto Sans KR"/>
+          <w:b w:val="0"/>
+          <w:i w:val="0"/>
+          <w:color w:val="555555"/>
+          <w:sz w:val="15"/>
+        </w:rPr>
+        <w:t xml:space="preserve">129  </w:t>
+      </w:r>
+      <w:r>
+        <w:rPr>
+          <w:rFonts w:ascii="Noto Sans KR" w:hAnsi="Noto Sans KR" w:eastAsia="Noto Sans KR" w:cs="Noto Sans KR"/>
+          <w:b/>
+          <w:i w:val="0"/>
+          <w:color w:val="8A1C2B"/>
+          <w:sz w:val="21"/>
+        </w:rPr>
+        <w:t xml:space="preserve">EVARISTO   </w:t>
+      </w:r>
+      <w:r>
+        <w:rPr>
+          <w:rFonts w:ascii="Noto Sans KR" w:hAnsi="Noto Sans KR" w:eastAsia="Noto Sans KR" w:cs="Noto Sans KR"/>
+          <w:b w:val="0"/>
+          <w:i w:val="0"/>
+          <w:sz w:val="22"/>
+        </w:rPr>
+        <w:t>¿Dónde? Ay. Eso es un sello de «Presidencia del Gobierno». No lo había visto.</w:t>
+      </w:r>
+    </w:p>
+    <w:p>
+      <w:pPr>
+        <w:spacing w:before="0" w:after="40" w:line="276" w:lineRule="auto"/>
+        <w:ind w:left="595"/>
+      </w:pPr>
+      <w:r>
+        <w:rPr>
+          <w:rFonts w:ascii="Noto Sans KR" w:hAnsi="Noto Sans KR" w:eastAsia="Noto Sans KR" w:cs="Noto Sans KR"/>
+          <w:b w:val="0"/>
+          <w:i w:val="0"/>
+          <w:color w:val="555555"/>
+          <w:sz w:val="19"/>
+        </w:rPr>
+        <w:t>어디요? 아이고. 그건 '총리실' 도장이오. 못 봤던 건데.</w:t>
+      </w:r>
+    </w:p>
+    <w:p>
+      <w:pPr>
+        <w:keepNext/>
+        <w:spacing w:before="80" w:after="0" w:line="276" w:lineRule="auto"/>
+        <w:ind w:left="0"/>
+      </w:pPr>
+      <w:r>
+        <w:rPr>
+          <w:rFonts w:ascii="Noto Sans KR" w:hAnsi="Noto Sans KR" w:eastAsia="Noto Sans KR" w:cs="Noto Sans KR"/>
+          <w:b w:val="0"/>
+          <w:i w:val="0"/>
+          <w:color w:val="555555"/>
+          <w:sz w:val="15"/>
+        </w:rPr>
+        <w:t xml:space="preserve">130  </w:t>
+      </w:r>
+      <w:r>
+        <w:rPr>
+          <w:rFonts w:ascii="Noto Sans KR" w:hAnsi="Noto Sans KR" w:eastAsia="Noto Sans KR" w:cs="Noto Sans KR"/>
+          <w:b/>
+          <w:i w:val="0"/>
+          <w:color w:val="8A1C2B"/>
+          <w:sz w:val="21"/>
+        </w:rPr>
+        <w:t xml:space="preserve">ÁLVARO   </w:t>
+      </w:r>
+      <w:r>
+        <w:rPr>
+          <w:rFonts w:ascii="Noto Sans KR" w:hAnsi="Noto Sans KR" w:eastAsia="Noto Sans KR" w:cs="Noto Sans KR"/>
+          <w:b w:val="0"/>
+          <w:i w:val="0"/>
+          <w:sz w:val="22"/>
+        </w:rPr>
+        <w:t>¿Qué hace un sello de Presidencia en un traslado de Exteriores?</w:t>
+      </w:r>
+    </w:p>
+    <w:p>
+      <w:pPr>
+        <w:spacing w:before="0" w:after="40" w:line="276" w:lineRule="auto"/>
+        <w:ind w:left="595"/>
+      </w:pPr>
+      <w:r>
+        <w:rPr>
+          <w:rFonts w:ascii="Noto Sans KR" w:hAnsi="Noto Sans KR" w:eastAsia="Noto Sans KR" w:cs="Noto Sans KR"/>
+          <w:b w:val="0"/>
+          <w:i w:val="0"/>
+          <w:color w:val="555555"/>
+          <w:sz w:val="19"/>
+        </w:rPr>
+        <w:t>외교부 이송 건에 총리실 도장이 왜 있습니까?</w:t>
+      </w:r>
+    </w:p>
+    <w:p>
+      <w:pPr>
+        <w:keepNext/>
+        <w:spacing w:before="80" w:after="0" w:line="276" w:lineRule="auto"/>
+        <w:ind w:left="0"/>
+      </w:pPr>
+      <w:r>
+        <w:rPr>
+          <w:rFonts w:ascii="Noto Sans KR" w:hAnsi="Noto Sans KR" w:eastAsia="Noto Sans KR" w:cs="Noto Sans KR"/>
+          <w:b w:val="0"/>
+          <w:i w:val="0"/>
+          <w:color w:val="555555"/>
+          <w:sz w:val="15"/>
+        </w:rPr>
+        <w:t xml:space="preserve">131  </w:t>
+      </w:r>
+      <w:r>
+        <w:rPr>
+          <w:rFonts w:ascii="Noto Sans KR" w:hAnsi="Noto Sans KR" w:eastAsia="Noto Sans KR" w:cs="Noto Sans KR"/>
+          <w:b/>
+          <w:i w:val="0"/>
+          <w:color w:val="8A1C2B"/>
+          <w:sz w:val="21"/>
+        </w:rPr>
+        <w:t xml:space="preserve">EVARISTO   </w:t>
+      </w:r>
+      <w:r>
+        <w:rPr>
+          <w:rFonts w:ascii="Noto Sans KR" w:hAnsi="Noto Sans KR" w:eastAsia="Noto Sans KR" w:cs="Noto Sans KR"/>
+          <w:b w:val="0"/>
+          <w:i w:val="0"/>
+          <w:sz w:val="22"/>
+        </w:rPr>
+        <w:t>Esa es una pregunta que no me corresponde. Pero le diré una cosa. Cuando un sello así aparece, el papel deja de ser un papel y pasa a ser un problema.</w:t>
+      </w:r>
+    </w:p>
+    <w:p>
+      <w:pPr>
+        <w:spacing w:before="0" w:after="40" w:line="276" w:lineRule="auto"/>
+        <w:ind w:left="595"/>
+      </w:pPr>
+      <w:r>
+        <w:rPr>
+          <w:rFonts w:ascii="Noto Sans KR" w:hAnsi="Noto Sans KR" w:eastAsia="Noto Sans KR" w:cs="Noto Sans KR"/>
+          <w:b w:val="0"/>
+          <w:i w:val="0"/>
+          <w:color w:val="555555"/>
+          <w:sz w:val="19"/>
+        </w:rPr>
+        <w:t>그건 내가 답할 질문이 아니오. 하지만 한 가지는 말해 주지. 그런 도장이 나타나면 서류는 서류가 아니라 문제가 되오.</w:t>
+      </w:r>
+    </w:p>
+    <w:p>
+      <w:pPr>
+        <w:keepNext/>
+        <w:spacing w:before="80" w:after="0" w:line="276" w:lineRule="auto"/>
+        <w:ind w:left="0"/>
+      </w:pPr>
+      <w:r>
+        <w:rPr>
+          <w:rFonts w:ascii="Noto Sans KR" w:hAnsi="Noto Sans KR" w:eastAsia="Noto Sans KR" w:cs="Noto Sans KR"/>
+          <w:b w:val="0"/>
+          <w:i w:val="0"/>
+          <w:color w:val="555555"/>
+          <w:sz w:val="15"/>
+        </w:rPr>
+        <w:t xml:space="preserve">132  </w:t>
+      </w:r>
+      <w:r>
+        <w:rPr>
+          <w:rFonts w:ascii="Noto Sans KR" w:hAnsi="Noto Sans KR" w:eastAsia="Noto Sans KR" w:cs="Noto Sans KR"/>
+          <w:b/>
+          <w:i w:val="0"/>
+          <w:color w:val="8A1C2B"/>
+          <w:sz w:val="21"/>
+        </w:rPr>
+        <w:t xml:space="preserve">ÁLVARO   </w:t>
+      </w:r>
+      <w:r>
+        <w:rPr>
+          <w:rFonts w:ascii="Noto Sans KR" w:hAnsi="Noto Sans KR" w:eastAsia="Noto Sans KR" w:cs="Noto Sans KR"/>
+          <w:b w:val="0"/>
+          <w:i w:val="0"/>
+          <w:sz w:val="22"/>
+        </w:rPr>
+        <w:t>¿Me permite hacer una copia compulsada de estas páginas?</w:t>
+      </w:r>
+    </w:p>
+    <w:p>
+      <w:pPr>
+        <w:spacing w:before="0" w:after="40" w:line="276" w:lineRule="auto"/>
+        <w:ind w:left="595"/>
+      </w:pPr>
+      <w:r>
+        <w:rPr>
+          <w:rFonts w:ascii="Noto Sans KR" w:hAnsi="Noto Sans KR" w:eastAsia="Noto Sans KR" w:cs="Noto Sans KR"/>
+          <w:b w:val="0"/>
+          <w:i w:val="0"/>
+          <w:color w:val="555555"/>
+          <w:sz w:val="19"/>
+        </w:rPr>
+        <w:t>이 쪽들을 공증 사본으로 떠도 되겠습니까?</w:t>
+      </w:r>
+    </w:p>
+    <w:p>
+      <w:pPr>
+        <w:keepNext/>
+        <w:spacing w:before="80" w:after="0" w:line="276" w:lineRule="auto"/>
+        <w:ind w:left="0"/>
+      </w:pPr>
+      <w:r>
+        <w:rPr>
+          <w:rFonts w:ascii="Noto Sans KR" w:hAnsi="Noto Sans KR" w:eastAsia="Noto Sans KR" w:cs="Noto Sans KR"/>
+          <w:b w:val="0"/>
+          <w:i w:val="0"/>
+          <w:color w:val="555555"/>
+          <w:sz w:val="15"/>
+        </w:rPr>
+        <w:t xml:space="preserve">133  </w:t>
+      </w:r>
+      <w:r>
+        <w:rPr>
+          <w:rFonts w:ascii="Noto Sans KR" w:hAnsi="Noto Sans KR" w:eastAsia="Noto Sans KR" w:cs="Noto Sans KR"/>
+          <w:b/>
+          <w:i w:val="0"/>
+          <w:color w:val="8A1C2B"/>
+          <w:sz w:val="21"/>
+        </w:rPr>
+        <w:t xml:space="preserve">EVARISTO   </w:t>
+      </w:r>
+      <w:r>
+        <w:rPr>
+          <w:rFonts w:ascii="Noto Sans KR" w:hAnsi="Noto Sans KR" w:eastAsia="Noto Sans KR" w:cs="Noto Sans KR"/>
+          <w:b w:val="0"/>
+          <w:i w:val="0"/>
+          <w:sz w:val="22"/>
+        </w:rPr>
+        <w:t>Eso sí puedo autorizarlo. Un papel con sello vale más que una opinión. Traiga.</w:t>
+      </w:r>
+    </w:p>
+    <w:p>
+      <w:pPr>
+        <w:spacing w:before="0" w:after="40" w:line="276" w:lineRule="auto"/>
+        <w:ind w:left="595"/>
+      </w:pPr>
+      <w:r>
+        <w:rPr>
+          <w:rFonts w:ascii="Noto Sans KR" w:hAnsi="Noto Sans KR" w:eastAsia="Noto Sans KR" w:cs="Noto Sans KR"/>
+          <w:b w:val="0"/>
+          <w:i w:val="0"/>
+          <w:color w:val="555555"/>
+          <w:sz w:val="19"/>
+        </w:rPr>
         <w:t>그건 내가 승인할 수 있소. 도장 찍힌 서류가 의견보다 값어치가 있지. 이리 주시오.</w:t>
       </w:r>
     </w:p>
@@ -7666,6 +7978,84 @@
           <w:sz w:val="19"/>
         </w:rPr>
         <w:t>주석 · 표현 노트</w:t>
+      </w:r>
+    </w:p>
+    <w:p>
+      <w:pPr>
+        <w:spacing w:before="0" w:after="0" w:line="276" w:lineRule="auto"/>
+        <w:ind w:left="170"/>
+        <w:shd w:val="clear" w:color="auto" w:fill="EEF1F7"/>
+      </w:pPr>
+      <w:r>
+        <w:rPr>
+          <w:rFonts w:ascii="Noto Sans KR" w:hAnsi="Noto Sans KR" w:eastAsia="Noto Sans KR" w:cs="Noto Sans KR"/>
+          <w:b/>
+          <w:i w:val="0"/>
+          <w:sz w:val="19"/>
+        </w:rPr>
+        <w:t>• Archivo de Simancas</w:t>
+      </w:r>
+      <w:r>
+        <w:rPr>
+          <w:rFonts w:ascii="Noto Sans KR" w:hAnsi="Noto Sans KR" w:eastAsia="Noto Sans KR" w:cs="Noto Sans KR"/>
+          <w:b w:val="0"/>
+          <w:i w:val="0"/>
+          <w:color w:val="555555"/>
+          <w:sz w:val="19"/>
+        </w:rPr>
+        <w:t xml:space="preserve">  —  스페인 최초의 국가 문서고. 카를 5세가 1540년 설립. 기록과 국가 기억의 관계를 보여 주는 상징</w:t>
+      </w:r>
+    </w:p>
+    <w:p>
+      <w:pPr>
+        <w:spacing w:before="0" w:after="0" w:line="276" w:lineRule="auto"/>
+        <w:ind w:left="170"/>
+        <w:shd w:val="clear" w:color="auto" w:fill="EEF1F7"/>
+      </w:pPr>
+      <w:r>
+        <w:rPr>
+          <w:rFonts w:ascii="Noto Sans KR" w:hAnsi="Noto Sans KR" w:eastAsia="Noto Sans KR" w:cs="Noto Sans KR"/>
+          <w:b/>
+          <w:i w:val="0"/>
+          <w:sz w:val="19"/>
+        </w:rPr>
+        <w:t>• Tratado de Fontainebleau (1807)</w:t>
+      </w:r>
+      <w:r>
+        <w:rPr>
+          <w:rFonts w:ascii="Noto Sans KR" w:hAnsi="Noto Sans KR" w:eastAsia="Noto Sans KR" w:cs="Noto Sans KR"/>
+          <w:b w:val="0"/>
+          <w:i w:val="0"/>
+          <w:color w:val="555555"/>
+          <w:sz w:val="19"/>
+        </w:rPr>
+        <w:t xml:space="preserve">  —  고도이가 나폴레옹과 맺은 포르투갈 분할 조약. 비밀 조항이 알려지며 아랑후에스 폭동(1808)과 독립전쟁으로 이어졌다. '비밀 문서의 파괴력'을 보여 주는 역사 사례</w:t>
+      </w:r>
+    </w:p>
+    <w:p>
+      <w:pPr>
+        <w:spacing w:before="0" w:after="0" w:line="276" w:lineRule="auto"/>
+        <w:ind w:left="170"/>
+        <w:shd w:val="clear" w:color="auto" w:fill="EEF1F7"/>
+      </w:pPr>
+      <w:r>
+        <w:rPr>
+          <w:rFonts w:ascii="Noto Sans KR" w:hAnsi="Noto Sans KR" w:eastAsia="Noto Sans KR" w:cs="Noto Sans KR"/>
+          <w:b/>
+          <w:i w:val="0"/>
+          <w:sz w:val="19"/>
+        </w:rPr>
+        <w:t>• las Cortes</w:t>
+      </w:r>
+      <w:r>
+        <w:rPr>
+          <w:rFonts w:ascii="Noto Sans KR" w:hAnsi="Noto Sans KR" w:eastAsia="Noto Sans KR" w:cs="Noto Sans KR"/>
+          <w:b w:val="0"/>
+          <w:i w:val="0"/>
+          <w:color w:val="555555"/>
+          <w:sz w:val="19"/>
+        </w:rPr>
+        <w:t xml:space="preserve">  —  스페인 의회. 역사적으로는 신분제 의회를 가리킨다</w:t>
       </w:r>
     </w:p>
     <w:p>
@@ -7856,7 +8246,7 @@
           <w:color w:val="555555"/>
           <w:sz w:val="15"/>
         </w:rPr>
-        <w:t xml:space="preserve">128  </w:t>
+        <w:t xml:space="preserve">134  </w:t>
       </w:r>
       <w:r>
         <w:rPr>
@@ -7908,7 +8298,7 @@
           <w:color w:val="555555"/>
           <w:sz w:val="15"/>
         </w:rPr>
-        <w:t xml:space="preserve">129  </w:t>
+        <w:t xml:space="preserve">135  </w:t>
       </w:r>
       <w:r>
         <w:rPr>
@@ -7960,7 +8350,7 @@
           <w:color w:val="555555"/>
           <w:sz w:val="15"/>
         </w:rPr>
-        <w:t xml:space="preserve">130  </w:t>
+        <w:t xml:space="preserve">136  </w:t>
       </w:r>
       <w:r>
         <w:rPr>
@@ -8012,7 +8402,7 @@
           <w:color w:val="555555"/>
           <w:sz w:val="15"/>
         </w:rPr>
-        <w:t xml:space="preserve">131  </w:t>
+        <w:t xml:space="preserve">137  </w:t>
       </w:r>
       <w:r>
         <w:rPr>
@@ -8064,7 +8454,7 @@
           <w:color w:val="555555"/>
           <w:sz w:val="15"/>
         </w:rPr>
-        <w:t xml:space="preserve">132  </w:t>
+        <w:t xml:space="preserve">138  </w:t>
       </w:r>
       <w:r>
         <w:rPr>
@@ -8116,7 +8506,7 @@
           <w:color w:val="555555"/>
           <w:sz w:val="15"/>
         </w:rPr>
-        <w:t xml:space="preserve">133  </w:t>
+        <w:t xml:space="preserve">139  </w:t>
       </w:r>
       <w:r>
         <w:rPr>
@@ -8168,7 +8558,7 @@
           <w:color w:val="555555"/>
           <w:sz w:val="15"/>
         </w:rPr>
-        <w:t xml:space="preserve">134  </w:t>
+        <w:t xml:space="preserve">140  </w:t>
       </w:r>
       <w:r>
         <w:rPr>
@@ -8220,7 +8610,7 @@
           <w:color w:val="555555"/>
           <w:sz w:val="15"/>
         </w:rPr>
-        <w:t xml:space="preserve">135  </w:t>
+        <w:t xml:space="preserve">141  </w:t>
       </w:r>
       <w:r>
         <w:rPr>
@@ -8272,7 +8662,7 @@
           <w:color w:val="555555"/>
           <w:sz w:val="15"/>
         </w:rPr>
-        <w:t xml:space="preserve">136  </w:t>
+        <w:t xml:space="preserve">142  </w:t>
       </w:r>
       <w:r>
         <w:rPr>
@@ -8324,7 +8714,7 @@
           <w:color w:val="555555"/>
           <w:sz w:val="15"/>
         </w:rPr>
-        <w:t xml:space="preserve">137  </w:t>
+        <w:t xml:space="preserve">143  </w:t>
       </w:r>
       <w:r>
         <w:rPr>
@@ -8376,7 +8766,7 @@
           <w:color w:val="555555"/>
           <w:sz w:val="15"/>
         </w:rPr>
-        <w:t xml:space="preserve">138  </w:t>
+        <w:t xml:space="preserve">144  </w:t>
       </w:r>
       <w:r>
         <w:rPr>
@@ -8428,7 +8818,7 @@
           <w:color w:val="555555"/>
           <w:sz w:val="15"/>
         </w:rPr>
-        <w:t xml:space="preserve">139  </w:t>
+        <w:t xml:space="preserve">145  </w:t>
       </w:r>
       <w:r>
         <w:rPr>
@@ -8480,7 +8870,7 @@
           <w:color w:val="555555"/>
           <w:sz w:val="15"/>
         </w:rPr>
-        <w:t xml:space="preserve">140  </w:t>
+        <w:t xml:space="preserve">146  </w:t>
       </w:r>
       <w:r>
         <w:rPr>
@@ -8532,7 +8922,7 @@
           <w:color w:val="555555"/>
           <w:sz w:val="15"/>
         </w:rPr>
-        <w:t xml:space="preserve">141  </w:t>
+        <w:t xml:space="preserve">147  </w:t>
       </w:r>
       <w:r>
         <w:rPr>
@@ -8584,7 +8974,7 @@
           <w:color w:val="555555"/>
           <w:sz w:val="15"/>
         </w:rPr>
-        <w:t xml:space="preserve">142  </w:t>
+        <w:t xml:space="preserve">148  </w:t>
       </w:r>
       <w:r>
         <w:rPr>
@@ -8636,7 +9026,7 @@
           <w:color w:val="555555"/>
           <w:sz w:val="15"/>
         </w:rPr>
-        <w:t xml:space="preserve">143  </w:t>
+        <w:t xml:space="preserve">149  </w:t>
       </w:r>
       <w:r>
         <w:rPr>
@@ -8688,7 +9078,7 @@
           <w:color w:val="555555"/>
           <w:sz w:val="15"/>
         </w:rPr>
-        <w:t xml:space="preserve">144  </w:t>
+        <w:t xml:space="preserve">150  </w:t>
       </w:r>
       <w:r>
         <w:rPr>
@@ -8740,7 +9130,7 @@
           <w:color w:val="555555"/>
           <w:sz w:val="15"/>
         </w:rPr>
-        <w:t xml:space="preserve">145  </w:t>
+        <w:t xml:space="preserve">151  </w:t>
       </w:r>
       <w:r>
         <w:rPr>
@@ -8792,7 +9182,7 @@
           <w:color w:val="555555"/>
           <w:sz w:val="15"/>
         </w:rPr>
-        <w:t xml:space="preserve">146  </w:t>
+        <w:t xml:space="preserve">152  </w:t>
       </w:r>
       <w:r>
         <w:rPr>
@@ -8844,7 +9234,7 @@
           <w:color w:val="555555"/>
           <w:sz w:val="15"/>
         </w:rPr>
-        <w:t xml:space="preserve">147  </w:t>
+        <w:t xml:space="preserve">153  </w:t>
       </w:r>
       <w:r>
         <w:rPr>
@@ -8896,7 +9286,7 @@
           <w:color w:val="555555"/>
           <w:sz w:val="15"/>
         </w:rPr>
-        <w:t xml:space="preserve">148  </w:t>
+        <w:t xml:space="preserve">154  </w:t>
       </w:r>
       <w:r>
         <w:rPr>
@@ -8948,7 +9338,7 @@
           <w:color w:val="555555"/>
           <w:sz w:val="15"/>
         </w:rPr>
-        <w:t xml:space="preserve">149  </w:t>
+        <w:t xml:space="preserve">155  </w:t>
       </w:r>
       <w:r>
         <w:rPr>
@@ -9000,7 +9390,7 @@
           <w:color w:val="555555"/>
           <w:sz w:val="15"/>
         </w:rPr>
-        <w:t xml:space="preserve">150  </w:t>
+        <w:t xml:space="preserve">156  </w:t>
       </w:r>
       <w:r>
         <w:rPr>
@@ -9052,7 +9442,7 @@
           <w:color w:val="555555"/>
           <w:sz w:val="15"/>
         </w:rPr>
-        <w:t xml:space="preserve">151  </w:t>
+        <w:t xml:space="preserve">157  </w:t>
       </w:r>
       <w:r>
         <w:rPr>
@@ -9104,7 +9494,7 @@
           <w:color w:val="555555"/>
           <w:sz w:val="15"/>
         </w:rPr>
-        <w:t xml:space="preserve">152  </w:t>
+        <w:t xml:space="preserve">158  </w:t>
       </w:r>
       <w:r>
         <w:rPr>
@@ -9156,7 +9546,7 @@
           <w:color w:val="555555"/>
           <w:sz w:val="15"/>
         </w:rPr>
-        <w:t xml:space="preserve">153  </w:t>
+        <w:t xml:space="preserve">159  </w:t>
       </w:r>
       <w:r>
         <w:rPr>
